--- a/DevOps_Tool/DOCKER/Introduction to Docker Volumes.docx
+++ b/DevOps_Tool/DOCKER/Introduction to Docker Volumes.docx
@@ -4,20 +4,44 @@
   <w:body>
     <w:p>
       <w:pPr>
-        <w:ind w:left="720"/>
+        <w:pStyle w:val="Heading1"/>
         <w:jc w:val="center"/>
+        <w:rPr>
+          <w:rFonts w:ascii="Algerian" w:hAnsi="Algerian"/>
+        </w:rPr>
+      </w:pPr>
+      <w:r>
+        <w:rPr>
+          <w:rFonts w:ascii="Algerian" w:hAnsi="Algerian"/>
+        </w:rPr>
+        <w:t>Introduction to Docker Volumes</w:t>
+      </w:r>
+    </w:p>
+    <w:p>
+      <w:pPr>
         <w:rPr>
           <w:b/>
           <w:bCs/>
-        </w:rPr>
-      </w:pPr>
-      <w:r>
+          <w:sz w:val="22"/>
+          <w:szCs w:val="22"/>
+        </w:rPr>
+      </w:pPr>
+    </w:p>
+    <w:p>
+      <w:pPr>
         <w:rPr>
           <w:b/>
           <w:bCs/>
-        </w:rPr>
-        <w:t>Introduction to Docker Volumes</w:t>
-      </w:r>
+          <w:sz w:val="22"/>
+          <w:szCs w:val="22"/>
+        </w:rPr>
+        <w:sectPr>
+          <w:pgSz w:w="11906" w:h="16838"/>
+          <w:pgMar w:top="720" w:right="720" w:bottom="720" w:left="720" w:header="708" w:footer="708" w:gutter="0"/>
+          <w:cols w:space="708"/>
+          <w:docGrid w:linePitch="360"/>
+        </w:sectPr>
+      </w:pPr>
     </w:p>
     <w:p>
       <w:pPr>
@@ -29,16 +53,16 @@
         <w:rPr>
           <w:b/>
           <w:bCs/>
-          <w:sz w:val="20"/>
-          <w:szCs w:val="20"/>
+          <w:sz w:val="22"/>
+          <w:szCs w:val="22"/>
         </w:rPr>
       </w:pPr>
       <w:r>
         <w:rPr>
           <w:b/>
           <w:bCs/>
-          <w:sz w:val="20"/>
-          <w:szCs w:val="20"/>
+          <w:sz w:val="22"/>
+          <w:szCs w:val="22"/>
         </w:rPr>
         <w:t>Introduction to Docker Volumes</w:t>
       </w:r>
@@ -53,16 +77,16 @@
         <w:rPr>
           <w:b/>
           <w:bCs/>
-          <w:sz w:val="20"/>
-          <w:szCs w:val="20"/>
+          <w:sz w:val="22"/>
+          <w:szCs w:val="22"/>
         </w:rPr>
       </w:pPr>
       <w:r>
         <w:rPr>
           <w:b/>
           <w:bCs/>
-          <w:sz w:val="20"/>
-          <w:szCs w:val="20"/>
+          <w:sz w:val="22"/>
+          <w:szCs w:val="22"/>
         </w:rPr>
         <w:t>What is a Docker Volume?</w:t>
       </w:r>
@@ -75,16 +99,36 @@
           <w:numId w:val="3"/>
         </w:numPr>
         <w:rPr>
-          <w:sz w:val="20"/>
-          <w:szCs w:val="20"/>
-        </w:rPr>
-      </w:pPr>
-      <w:r>
-        <w:rPr>
-          <w:sz w:val="20"/>
-          <w:szCs w:val="20"/>
-        </w:rPr>
-        <w:t>A Docker Volume is a persistent storage mechanism used by containers to store and share data. Volumes are managed by Docker and stored outside the container filesystem, making them ideal for storing:</w:t>
+          <w:sz w:val="22"/>
+          <w:szCs w:val="22"/>
+        </w:rPr>
+      </w:pPr>
+      <w:r>
+        <w:rPr>
+          <w:sz w:val="22"/>
+          <w:szCs w:val="22"/>
+        </w:rPr>
+        <w:t xml:space="preserve">A Docker Volume is a persistent storage mechanism used by containers to store and share data. </w:t>
+      </w:r>
+    </w:p>
+    <w:p>
+      <w:pPr>
+        <w:pStyle w:val="ListParagraph"/>
+        <w:numPr>
+          <w:ilvl w:val="0"/>
+          <w:numId w:val="3"/>
+        </w:numPr>
+        <w:rPr>
+          <w:sz w:val="22"/>
+          <w:szCs w:val="22"/>
+        </w:rPr>
+      </w:pPr>
+      <w:r>
+        <w:rPr>
+          <w:sz w:val="22"/>
+          <w:szCs w:val="22"/>
+        </w:rPr>
+        <w:t>Volumes are managed by Docker and stored outside the container filesystem, making them ideal for storing:</w:t>
       </w:r>
     </w:p>
     <w:p>
@@ -95,14 +139,14 @@
           <w:numId w:val="4"/>
         </w:numPr>
         <w:rPr>
-          <w:sz w:val="20"/>
-          <w:szCs w:val="20"/>
-        </w:rPr>
-      </w:pPr>
-      <w:r>
-        <w:rPr>
-          <w:sz w:val="20"/>
-          <w:szCs w:val="20"/>
+          <w:sz w:val="22"/>
+          <w:szCs w:val="22"/>
+        </w:rPr>
+      </w:pPr>
+      <w:r>
+        <w:rPr>
+          <w:sz w:val="22"/>
+          <w:szCs w:val="22"/>
         </w:rPr>
         <w:t xml:space="preserve"> Application data</w:t>
       </w:r>
@@ -115,14 +159,14 @@
           <w:numId w:val="2"/>
         </w:numPr>
         <w:rPr>
-          <w:sz w:val="20"/>
-          <w:szCs w:val="20"/>
-        </w:rPr>
-      </w:pPr>
-      <w:r>
-        <w:rPr>
-          <w:sz w:val="20"/>
-          <w:szCs w:val="20"/>
+          <w:sz w:val="22"/>
+          <w:szCs w:val="22"/>
+        </w:rPr>
+      </w:pPr>
+      <w:r>
+        <w:rPr>
+          <w:sz w:val="22"/>
+          <w:szCs w:val="22"/>
         </w:rPr>
         <w:t>Configuration files</w:t>
       </w:r>
@@ -135,14 +179,14 @@
           <w:numId w:val="2"/>
         </w:numPr>
         <w:rPr>
-          <w:sz w:val="20"/>
-          <w:szCs w:val="20"/>
-        </w:rPr>
-      </w:pPr>
-      <w:r>
-        <w:rPr>
-          <w:sz w:val="20"/>
-          <w:szCs w:val="20"/>
+          <w:sz w:val="22"/>
+          <w:szCs w:val="22"/>
+        </w:rPr>
+      </w:pPr>
+      <w:r>
+        <w:rPr>
+          <w:sz w:val="22"/>
+          <w:szCs w:val="22"/>
         </w:rPr>
         <w:t>Database files</w:t>
       </w:r>
@@ -155,14 +199,14 @@
           <w:numId w:val="2"/>
         </w:numPr>
         <w:rPr>
-          <w:sz w:val="20"/>
-          <w:szCs w:val="20"/>
-        </w:rPr>
-      </w:pPr>
-      <w:r>
-        <w:rPr>
-          <w:sz w:val="20"/>
-          <w:szCs w:val="20"/>
+          <w:sz w:val="22"/>
+          <w:szCs w:val="22"/>
+        </w:rPr>
+      </w:pPr>
+      <w:r>
+        <w:rPr>
+          <w:sz w:val="22"/>
+          <w:szCs w:val="22"/>
         </w:rPr>
         <w:t>Logs</w:t>
       </w:r>
@@ -172,8 +216,8 @@
         <w:pStyle w:val="ListParagraph"/>
         <w:ind w:left="861"/>
         <w:rPr>
-          <w:sz w:val="20"/>
-          <w:szCs w:val="20"/>
+          <w:sz w:val="22"/>
+          <w:szCs w:val="22"/>
         </w:rPr>
       </w:pPr>
     </w:p>
@@ -187,16 +231,16 @@
         <w:rPr>
           <w:b/>
           <w:bCs/>
-          <w:sz w:val="20"/>
-          <w:szCs w:val="20"/>
+          <w:sz w:val="22"/>
+          <w:szCs w:val="22"/>
         </w:rPr>
       </w:pPr>
       <w:r>
         <w:rPr>
           <w:b/>
           <w:bCs/>
-          <w:sz w:val="20"/>
-          <w:szCs w:val="20"/>
+          <w:sz w:val="22"/>
+          <w:szCs w:val="22"/>
         </w:rPr>
         <w:t xml:space="preserve">Why Use Volumes? </w:t>
       </w:r>
@@ -209,23 +253,23 @@
           <w:numId w:val="6"/>
         </w:numPr>
         <w:rPr>
-          <w:sz w:val="20"/>
-          <w:szCs w:val="20"/>
+          <w:sz w:val="22"/>
+          <w:szCs w:val="22"/>
         </w:rPr>
       </w:pPr>
       <w:r>
         <w:rPr>
           <w:b/>
           <w:bCs/>
-          <w:sz w:val="20"/>
-          <w:szCs w:val="20"/>
+          <w:sz w:val="22"/>
+          <w:szCs w:val="22"/>
         </w:rPr>
         <w:t>Data persistence:</w:t>
       </w:r>
       <w:r>
         <w:rPr>
-          <w:sz w:val="20"/>
-          <w:szCs w:val="20"/>
+          <w:sz w:val="22"/>
+          <w:szCs w:val="22"/>
         </w:rPr>
         <w:t xml:space="preserve"> Data remains even after the container is deleted. </w:t>
       </w:r>
@@ -238,23 +282,23 @@
           <w:numId w:val="6"/>
         </w:numPr>
         <w:rPr>
-          <w:sz w:val="20"/>
-          <w:szCs w:val="20"/>
+          <w:sz w:val="22"/>
+          <w:szCs w:val="22"/>
         </w:rPr>
       </w:pPr>
       <w:r>
         <w:rPr>
           <w:b/>
           <w:bCs/>
-          <w:sz w:val="20"/>
-          <w:szCs w:val="20"/>
+          <w:sz w:val="22"/>
+          <w:szCs w:val="22"/>
         </w:rPr>
         <w:t>Container independence:</w:t>
       </w:r>
       <w:r>
         <w:rPr>
-          <w:sz w:val="20"/>
-          <w:szCs w:val="20"/>
+          <w:sz w:val="22"/>
+          <w:szCs w:val="22"/>
         </w:rPr>
         <w:t xml:space="preserve"> Volumes can be shared between containers. </w:t>
       </w:r>
@@ -267,23 +311,23 @@
           <w:numId w:val="6"/>
         </w:numPr>
         <w:rPr>
-          <w:sz w:val="20"/>
-          <w:szCs w:val="20"/>
+          <w:sz w:val="22"/>
+          <w:szCs w:val="22"/>
         </w:rPr>
       </w:pPr>
       <w:r>
         <w:rPr>
           <w:b/>
           <w:bCs/>
-          <w:sz w:val="20"/>
-          <w:szCs w:val="20"/>
+          <w:sz w:val="22"/>
+          <w:szCs w:val="22"/>
         </w:rPr>
         <w:t>Better performance:</w:t>
       </w:r>
       <w:r>
         <w:rPr>
-          <w:sz w:val="20"/>
-          <w:szCs w:val="20"/>
+          <w:sz w:val="22"/>
+          <w:szCs w:val="22"/>
         </w:rPr>
         <w:t xml:space="preserve"> Especially on Linux, volumes perform better than bind mounts. </w:t>
       </w:r>
@@ -296,23 +340,23 @@
           <w:numId w:val="6"/>
         </w:numPr>
         <w:rPr>
-          <w:sz w:val="20"/>
-          <w:szCs w:val="20"/>
+          <w:sz w:val="22"/>
+          <w:szCs w:val="22"/>
         </w:rPr>
       </w:pPr>
       <w:r>
         <w:rPr>
           <w:b/>
           <w:bCs/>
-          <w:sz w:val="20"/>
-          <w:szCs w:val="20"/>
+          <w:sz w:val="22"/>
+          <w:szCs w:val="22"/>
         </w:rPr>
         <w:t>Safe upgrades:</w:t>
       </w:r>
       <w:r>
         <w:rPr>
-          <w:sz w:val="20"/>
-          <w:szCs w:val="20"/>
+          <w:sz w:val="22"/>
+          <w:szCs w:val="22"/>
         </w:rPr>
         <w:t xml:space="preserve"> Preserve important files across container upgrades or rebuilds.</w:t>
       </w:r>
@@ -321,8 +365,8 @@
       <w:pPr>
         <w:pStyle w:val="ListParagraph"/>
         <w:rPr>
-          <w:sz w:val="20"/>
-          <w:szCs w:val="20"/>
+          <w:sz w:val="22"/>
+          <w:szCs w:val="22"/>
         </w:rPr>
       </w:pPr>
     </w:p>
@@ -336,16 +380,16 @@
         <w:rPr>
           <w:b/>
           <w:bCs/>
-          <w:sz w:val="20"/>
-          <w:szCs w:val="20"/>
+          <w:sz w:val="22"/>
+          <w:szCs w:val="22"/>
         </w:rPr>
       </w:pPr>
       <w:r>
         <w:rPr>
           <w:b/>
           <w:bCs/>
-          <w:sz w:val="20"/>
-          <w:szCs w:val="20"/>
+          <w:sz w:val="22"/>
+          <w:szCs w:val="22"/>
         </w:rPr>
         <w:t>Docker Volume Commands</w:t>
       </w:r>
@@ -373,16 +417,16 @@
               <w:rPr>
                 <w:b/>
                 <w:bCs/>
-                <w:sz w:val="20"/>
-                <w:szCs w:val="20"/>
+                <w:sz w:val="22"/>
+                <w:szCs w:val="22"/>
               </w:rPr>
             </w:pPr>
             <w:r>
               <w:rPr>
                 <w:b/>
                 <w:bCs/>
-                <w:sz w:val="20"/>
-                <w:szCs w:val="20"/>
+                <w:sz w:val="22"/>
+                <w:szCs w:val="22"/>
               </w:rPr>
               <w:t>Command</w:t>
             </w:r>
@@ -399,16 +443,16 @@
               <w:rPr>
                 <w:b/>
                 <w:bCs/>
-                <w:sz w:val="20"/>
-                <w:szCs w:val="20"/>
+                <w:sz w:val="22"/>
+                <w:szCs w:val="22"/>
               </w:rPr>
             </w:pPr>
             <w:r>
               <w:rPr>
                 <w:b/>
                 <w:bCs/>
-                <w:sz w:val="20"/>
-                <w:szCs w:val="20"/>
+                <w:sz w:val="22"/>
+                <w:szCs w:val="22"/>
               </w:rPr>
               <w:t>Description</w:t>
             </w:r>
@@ -427,16 +471,16 @@
               <w:rPr>
                 <w:b/>
                 <w:bCs/>
-                <w:sz w:val="20"/>
-                <w:szCs w:val="20"/>
+                <w:sz w:val="22"/>
+                <w:szCs w:val="22"/>
               </w:rPr>
             </w:pPr>
             <w:r>
               <w:rPr>
                 <w:b/>
                 <w:bCs/>
-                <w:sz w:val="20"/>
-                <w:szCs w:val="20"/>
+                <w:sz w:val="22"/>
+                <w:szCs w:val="22"/>
               </w:rPr>
               <w:t xml:space="preserve">docker volume ls </w:t>
             </w:r>
@@ -451,14 +495,14 @@
               <w:pStyle w:val="ListParagraph"/>
               <w:ind w:left="0"/>
               <w:rPr>
-                <w:sz w:val="20"/>
-                <w:szCs w:val="20"/>
+                <w:sz w:val="22"/>
+                <w:szCs w:val="22"/>
               </w:rPr>
             </w:pPr>
             <w:r>
               <w:rPr>
-                <w:sz w:val="20"/>
-                <w:szCs w:val="20"/>
+                <w:sz w:val="22"/>
+                <w:szCs w:val="22"/>
               </w:rPr>
               <w:t>List all Docker volumes</w:t>
             </w:r>
@@ -477,27 +521,18 @@
               <w:rPr>
                 <w:b/>
                 <w:bCs/>
-                <w:sz w:val="20"/>
-                <w:szCs w:val="20"/>
+                <w:sz w:val="22"/>
+                <w:szCs w:val="22"/>
               </w:rPr>
             </w:pPr>
             <w:r>
               <w:rPr>
                 <w:b/>
                 <w:bCs/>
-                <w:sz w:val="20"/>
-                <w:szCs w:val="20"/>
+                <w:sz w:val="22"/>
+                <w:szCs w:val="22"/>
               </w:rPr>
-              <w:t xml:space="preserve">docker volume create </w:t>
-            </w:r>
-            <w:r>
-              <w:rPr>
-                <w:b/>
-                <w:bCs/>
-                <w:sz w:val="20"/>
-                <w:szCs w:val="20"/>
-              </w:rPr>
-              <w:t>&lt;name&gt;</w:t>
+              <w:t>docker volume create &lt;name&gt;</w:t>
             </w:r>
           </w:p>
         </w:tc>
@@ -510,14 +545,14 @@
               <w:pStyle w:val="ListParagraph"/>
               <w:ind w:left="0"/>
               <w:rPr>
-                <w:sz w:val="20"/>
-                <w:szCs w:val="20"/>
+                <w:sz w:val="22"/>
+                <w:szCs w:val="22"/>
               </w:rPr>
             </w:pPr>
             <w:r>
               <w:rPr>
-                <w:sz w:val="20"/>
-                <w:szCs w:val="20"/>
+                <w:sz w:val="22"/>
+                <w:szCs w:val="22"/>
               </w:rPr>
               <w:t>Create a new volume</w:t>
             </w:r>
@@ -536,27 +571,18 @@
               <w:rPr>
                 <w:b/>
                 <w:bCs/>
-                <w:sz w:val="20"/>
-                <w:szCs w:val="20"/>
+                <w:sz w:val="22"/>
+                <w:szCs w:val="22"/>
               </w:rPr>
             </w:pPr>
             <w:r>
               <w:rPr>
                 <w:b/>
                 <w:bCs/>
-                <w:sz w:val="20"/>
-                <w:szCs w:val="20"/>
+                <w:sz w:val="22"/>
+                <w:szCs w:val="22"/>
               </w:rPr>
-              <w:t xml:space="preserve">docker volume inspect </w:t>
-            </w:r>
-            <w:r>
-              <w:rPr>
-                <w:b/>
-                <w:bCs/>
-                <w:sz w:val="20"/>
-                <w:szCs w:val="20"/>
-              </w:rPr>
-              <w:t>&lt;name&gt;</w:t>
+              <w:t>docker volume inspect &lt;name&gt;</w:t>
             </w:r>
           </w:p>
         </w:tc>
@@ -569,14 +595,14 @@
               <w:pStyle w:val="ListParagraph"/>
               <w:ind w:left="0"/>
               <w:rPr>
-                <w:sz w:val="20"/>
-                <w:szCs w:val="20"/>
+                <w:sz w:val="22"/>
+                <w:szCs w:val="22"/>
               </w:rPr>
             </w:pPr>
             <w:r>
               <w:rPr>
-                <w:sz w:val="20"/>
-                <w:szCs w:val="20"/>
+                <w:sz w:val="22"/>
+                <w:szCs w:val="22"/>
               </w:rPr>
               <w:t>Show detailed info about a volume</w:t>
             </w:r>
@@ -595,27 +621,18 @@
               <w:rPr>
                 <w:b/>
                 <w:bCs/>
-                <w:sz w:val="20"/>
-                <w:szCs w:val="20"/>
+                <w:sz w:val="22"/>
+                <w:szCs w:val="22"/>
               </w:rPr>
             </w:pPr>
             <w:r>
               <w:rPr>
                 <w:b/>
                 <w:bCs/>
-                <w:sz w:val="20"/>
-                <w:szCs w:val="20"/>
+                <w:sz w:val="22"/>
+                <w:szCs w:val="22"/>
               </w:rPr>
-              <w:t xml:space="preserve">docker volume rm </w:t>
-            </w:r>
-            <w:r>
-              <w:rPr>
-                <w:b/>
-                <w:bCs/>
-                <w:sz w:val="20"/>
-                <w:szCs w:val="20"/>
-              </w:rPr>
-              <w:t>&lt;name&gt;</w:t>
+              <w:t>docker volume rm &lt;name&gt;</w:t>
             </w:r>
           </w:p>
         </w:tc>
@@ -628,14 +645,14 @@
               <w:pStyle w:val="ListParagraph"/>
               <w:ind w:left="0"/>
               <w:rPr>
-                <w:sz w:val="20"/>
-                <w:szCs w:val="20"/>
+                <w:sz w:val="22"/>
+                <w:szCs w:val="22"/>
               </w:rPr>
             </w:pPr>
             <w:r>
               <w:rPr>
-                <w:sz w:val="20"/>
-                <w:szCs w:val="20"/>
+                <w:sz w:val="22"/>
+                <w:szCs w:val="22"/>
               </w:rPr>
               <w:t>Remove a specific volume</w:t>
             </w:r>
@@ -654,16 +671,16 @@
               <w:rPr>
                 <w:b/>
                 <w:bCs/>
-                <w:sz w:val="20"/>
-                <w:szCs w:val="20"/>
+                <w:sz w:val="22"/>
+                <w:szCs w:val="22"/>
               </w:rPr>
             </w:pPr>
             <w:r>
               <w:rPr>
                 <w:b/>
                 <w:bCs/>
-                <w:sz w:val="20"/>
-                <w:szCs w:val="20"/>
+                <w:sz w:val="22"/>
+                <w:szCs w:val="22"/>
               </w:rPr>
               <w:t xml:space="preserve">docker volume prune </w:t>
             </w:r>
@@ -678,14 +695,14 @@
               <w:pStyle w:val="ListParagraph"/>
               <w:ind w:left="0"/>
               <w:rPr>
-                <w:sz w:val="20"/>
-                <w:szCs w:val="20"/>
+                <w:sz w:val="22"/>
+                <w:szCs w:val="22"/>
               </w:rPr>
             </w:pPr>
             <w:r>
               <w:rPr>
-                <w:sz w:val="20"/>
-                <w:szCs w:val="20"/>
+                <w:sz w:val="22"/>
+                <w:szCs w:val="22"/>
               </w:rPr>
               <w:t>Remove all unused (dangling) volumes</w:t>
             </w:r>
@@ -700,8 +717,8 @@
         <w:rPr>
           <w:b/>
           <w:bCs/>
-          <w:sz w:val="20"/>
-          <w:szCs w:val="20"/>
+          <w:sz w:val="22"/>
+          <w:szCs w:val="22"/>
         </w:rPr>
       </w:pPr>
     </w:p>
@@ -715,16 +732,16 @@
         <w:rPr>
           <w:b/>
           <w:bCs/>
-          <w:sz w:val="20"/>
-          <w:szCs w:val="20"/>
+          <w:sz w:val="22"/>
+          <w:szCs w:val="22"/>
         </w:rPr>
       </w:pPr>
       <w:r>
         <w:rPr>
           <w:b/>
           <w:bCs/>
-          <w:sz w:val="20"/>
-          <w:szCs w:val="20"/>
+          <w:sz w:val="22"/>
+          <w:szCs w:val="22"/>
         </w:rPr>
         <w:t>Using Volumes with docker run</w:t>
       </w:r>
@@ -734,14 +751,14 @@
         <w:pStyle w:val="ListParagraph"/>
         <w:ind w:left="501"/>
         <w:rPr>
-          <w:sz w:val="20"/>
-          <w:szCs w:val="20"/>
-        </w:rPr>
-      </w:pPr>
-      <w:r>
-        <w:rPr>
-          <w:sz w:val="20"/>
-          <w:szCs w:val="20"/>
+          <w:sz w:val="22"/>
+          <w:szCs w:val="22"/>
+        </w:rPr>
+      </w:pPr>
+      <w:r>
+        <w:rPr>
+          <w:sz w:val="22"/>
+          <w:szCs w:val="22"/>
         </w:rPr>
         <w:t>Attach a volume to a container using the -v or --mount flag</w:t>
       </w:r>
@@ -756,16 +773,16 @@
         <w:rPr>
           <w:b/>
           <w:bCs/>
-          <w:sz w:val="20"/>
-          <w:szCs w:val="20"/>
+          <w:sz w:val="22"/>
+          <w:szCs w:val="22"/>
         </w:rPr>
       </w:pPr>
       <w:r>
         <w:rPr>
           <w:b/>
           <w:bCs/>
-          <w:sz w:val="20"/>
-          <w:szCs w:val="20"/>
+          <w:sz w:val="22"/>
+          <w:szCs w:val="22"/>
         </w:rPr>
         <w:t>Using -v (short syntax)</w:t>
       </w:r>
@@ -777,16 +794,16 @@
         <w:rPr>
           <w:i/>
           <w:iCs/>
-          <w:sz w:val="20"/>
-          <w:szCs w:val="20"/>
+          <w:sz w:val="22"/>
+          <w:szCs w:val="22"/>
         </w:rPr>
       </w:pPr>
       <w:r>
         <w:rPr>
           <w:i/>
           <w:iCs/>
-          <w:sz w:val="20"/>
-          <w:szCs w:val="20"/>
+          <w:sz w:val="22"/>
+          <w:szCs w:val="22"/>
         </w:rPr>
         <w:t xml:space="preserve">docker run -d -v </w:t>
       </w:r>
@@ -795,8 +812,8 @@
         <w:rPr>
           <w:i/>
           <w:iCs/>
-          <w:sz w:val="20"/>
-          <w:szCs w:val="20"/>
+          <w:sz w:val="22"/>
+          <w:szCs w:val="22"/>
         </w:rPr>
         <w:t>my_volume</w:t>
       </w:r>
@@ -805,8 +822,8 @@
         <w:rPr>
           <w:i/>
           <w:iCs/>
-          <w:sz w:val="20"/>
-          <w:szCs w:val="20"/>
+          <w:sz w:val="22"/>
+          <w:szCs w:val="22"/>
         </w:rPr>
         <w:t>:/data nginx</w:t>
       </w:r>
@@ -821,16 +838,16 @@
         <w:rPr>
           <w:b/>
           <w:bCs/>
-          <w:sz w:val="20"/>
-          <w:szCs w:val="20"/>
+          <w:sz w:val="22"/>
+          <w:szCs w:val="22"/>
         </w:rPr>
       </w:pPr>
       <w:r>
         <w:rPr>
           <w:b/>
           <w:bCs/>
-          <w:sz w:val="20"/>
-          <w:szCs w:val="20"/>
+          <w:sz w:val="22"/>
+          <w:szCs w:val="22"/>
         </w:rPr>
         <w:t>Using --mount (recommended for clarity)</w:t>
       </w:r>
@@ -842,16 +859,16 @@
         <w:rPr>
           <w:i/>
           <w:iCs/>
-          <w:sz w:val="20"/>
-          <w:szCs w:val="20"/>
+          <w:sz w:val="22"/>
+          <w:szCs w:val="22"/>
         </w:rPr>
       </w:pPr>
       <w:r>
         <w:rPr>
           <w:i/>
           <w:iCs/>
-          <w:sz w:val="20"/>
-          <w:szCs w:val="20"/>
+          <w:sz w:val="22"/>
+          <w:szCs w:val="22"/>
         </w:rPr>
         <w:t xml:space="preserve"> docker run -d --mount source=</w:t>
       </w:r>
@@ -860,8 +877,8 @@
         <w:rPr>
           <w:i/>
           <w:iCs/>
-          <w:sz w:val="20"/>
-          <w:szCs w:val="20"/>
+          <w:sz w:val="22"/>
+          <w:szCs w:val="22"/>
         </w:rPr>
         <w:t>my_</w:t>
       </w:r>
@@ -870,8 +887,8 @@
         <w:rPr>
           <w:i/>
           <w:iCs/>
-          <w:sz w:val="20"/>
-          <w:szCs w:val="20"/>
+          <w:sz w:val="22"/>
+          <w:szCs w:val="22"/>
         </w:rPr>
         <w:t>volume,target</w:t>
       </w:r>
@@ -881,8 +898,8 @@
         <w:rPr>
           <w:i/>
           <w:iCs/>
-          <w:sz w:val="20"/>
-          <w:szCs w:val="20"/>
+          <w:sz w:val="22"/>
+          <w:szCs w:val="22"/>
         </w:rPr>
         <w:t>=/data nginx</w:t>
       </w:r>
@@ -894,8 +911,20 @@
         <w:rPr>
           <w:i/>
           <w:iCs/>
-          <w:sz w:val="20"/>
-          <w:szCs w:val="20"/>
+          <w:sz w:val="22"/>
+          <w:szCs w:val="22"/>
+        </w:rPr>
+      </w:pPr>
+    </w:p>
+    <w:p>
+      <w:pPr>
+        <w:pStyle w:val="ListParagraph"/>
+        <w:ind w:left="501"/>
+        <w:rPr>
+          <w:i/>
+          <w:iCs/>
+          <w:sz w:val="22"/>
+          <w:szCs w:val="22"/>
         </w:rPr>
       </w:pPr>
     </w:p>
@@ -909,16 +938,16 @@
         <w:rPr>
           <w:b/>
           <w:bCs/>
-          <w:sz w:val="20"/>
-          <w:szCs w:val="20"/>
+          <w:sz w:val="22"/>
+          <w:szCs w:val="22"/>
         </w:rPr>
       </w:pPr>
       <w:r>
         <w:rPr>
           <w:b/>
           <w:bCs/>
-          <w:sz w:val="20"/>
-          <w:szCs w:val="20"/>
+          <w:sz w:val="22"/>
+          <w:szCs w:val="22"/>
         </w:rPr>
         <w:t>Sharing Volumes Between Containers</w:t>
       </w:r>
@@ -930,16 +959,16 @@
         <w:rPr>
           <w:i/>
           <w:iCs/>
-          <w:sz w:val="20"/>
-          <w:szCs w:val="20"/>
+          <w:sz w:val="22"/>
+          <w:szCs w:val="22"/>
         </w:rPr>
       </w:pPr>
       <w:r>
         <w:rPr>
           <w:i/>
           <w:iCs/>
-          <w:sz w:val="20"/>
-          <w:szCs w:val="20"/>
+          <w:sz w:val="22"/>
+          <w:szCs w:val="22"/>
         </w:rPr>
         <w:t xml:space="preserve"> Two or more containers can share a volume: </w:t>
       </w:r>
@@ -954,16 +983,16 @@
         <w:rPr>
           <w:i/>
           <w:iCs/>
-          <w:sz w:val="20"/>
-          <w:szCs w:val="20"/>
+          <w:sz w:val="22"/>
+          <w:szCs w:val="22"/>
         </w:rPr>
       </w:pPr>
       <w:r>
         <w:rPr>
           <w:i/>
           <w:iCs/>
-          <w:sz w:val="20"/>
-          <w:szCs w:val="20"/>
+          <w:sz w:val="22"/>
+          <w:szCs w:val="22"/>
         </w:rPr>
         <w:t xml:space="preserve">docker run -d -v </w:t>
       </w:r>
@@ -972,8 +1001,8 @@
         <w:rPr>
           <w:i/>
           <w:iCs/>
-          <w:sz w:val="20"/>
-          <w:szCs w:val="20"/>
+          <w:sz w:val="22"/>
+          <w:szCs w:val="22"/>
         </w:rPr>
         <w:t>shared_volume</w:t>
       </w:r>
@@ -982,8 +1011,8 @@
         <w:rPr>
           <w:i/>
           <w:iCs/>
-          <w:sz w:val="20"/>
-          <w:szCs w:val="20"/>
+          <w:sz w:val="22"/>
+          <w:szCs w:val="22"/>
         </w:rPr>
         <w:t>:/app/data container1</w:t>
       </w:r>
@@ -998,16 +1027,16 @@
         <w:rPr>
           <w:i/>
           <w:iCs/>
-          <w:sz w:val="20"/>
-          <w:szCs w:val="20"/>
+          <w:sz w:val="22"/>
+          <w:szCs w:val="22"/>
         </w:rPr>
       </w:pPr>
       <w:r>
         <w:rPr>
           <w:i/>
           <w:iCs/>
-          <w:sz w:val="20"/>
-          <w:szCs w:val="20"/>
+          <w:sz w:val="22"/>
+          <w:szCs w:val="22"/>
         </w:rPr>
         <w:t xml:space="preserve">docker run -d -v </w:t>
       </w:r>
@@ -1016,8 +1045,8 @@
         <w:rPr>
           <w:i/>
           <w:iCs/>
-          <w:sz w:val="20"/>
-          <w:szCs w:val="20"/>
+          <w:sz w:val="22"/>
+          <w:szCs w:val="22"/>
         </w:rPr>
         <w:t>shared_volume</w:t>
       </w:r>
@@ -1026,8 +1055,8 @@
         <w:rPr>
           <w:i/>
           <w:iCs/>
-          <w:sz w:val="20"/>
-          <w:szCs w:val="20"/>
+          <w:sz w:val="22"/>
+          <w:szCs w:val="22"/>
         </w:rPr>
         <w:t>:/app/data container2</w:t>
       </w:r>
@@ -1039,23 +1068,24 @@
         <w:rPr>
           <w:i/>
           <w:iCs/>
-          <w:sz w:val="20"/>
-          <w:szCs w:val="20"/>
+          <w:sz w:val="22"/>
+          <w:szCs w:val="22"/>
         </w:rPr>
       </w:pPr>
       <w:r>
         <w:rPr>
           <w:i/>
           <w:iCs/>
-          <w:sz w:val="20"/>
-          <w:szCs w:val="20"/>
+          <w:sz w:val="22"/>
+          <w:szCs w:val="22"/>
         </w:rPr>
         <w:t>Changes made by one container will be visible to others.</w:t>
       </w:r>
     </w:p>
     <w:sectPr>
+      <w:type w:val="continuous"/>
       <w:pgSz w:w="11906" w:h="16838"/>
-      <w:pgMar w:top="1440" w:right="1440" w:bottom="1440" w:left="1440" w:header="708" w:footer="708" w:gutter="0"/>
+      <w:pgMar w:top="720" w:right="720" w:bottom="720" w:left="720" w:header="708" w:footer="708" w:gutter="0"/>
       <w:cols w:space="708"/>
       <w:docGrid w:linePitch="360"/>
     </w:sectPr>
@@ -2092,7 +2122,7 @@
       <w:lvlText w:val="%1."/>
       <w:lvlJc w:val="left"/>
       <w:pPr>
-        <w:ind w:left="501" w:hanging="360"/>
+        <w:ind w:left="360" w:hanging="360"/>
       </w:pPr>
       <w:rPr>
         <w:rFonts w:hint="default"/>
@@ -2923,6 +2953,7 @@
   <w:style w:type="character" w:default="1" w:styleId="DefaultParagraphFont">
     <w:name w:val="Default Paragraph Font"/>
     <w:uiPriority w:val="1"/>
+    <w:semiHidden/>
     <w:unhideWhenUsed/>
   </w:style>
   <w:style w:type="table" w:default="1" w:styleId="TableNormal">
